--- a/00-首页/题组Word/专项卷/二分册/专项卷XI-教师版.docx
+++ b/00-首页/题组Word/专项卷/二分册/专项卷XI-教师版.docx
@@ -181,15 +181,28 @@
         <w:rPr>
           <w:rFonts w:ascii="Times New Roman" w:hAnsi="Times New Roman" w:eastAsia="Times New Roman" w:cs="Times New Roman"/>
         </w:rPr>
-        <w:t xml:space="preserve"> TaS</w:t>
-      </w:r>
-      <w:r>
-        <w:rPr>
-          <w:rFonts w:ascii="Times New Roman" w:hAnsi="Times New Roman" w:eastAsia="Times New Roman" w:cs="Times New Roman"/>
-          <w:vertAlign w:val="subscript"/>
-        </w:rPr>
-        <w:t>2</w:t>
-      </w:r>
+        <w:t xml:space="preserve"> </w:t>
+      </w:r>
+      <m:oMath>
+        <m:r>
+          <m:t>T</m:t>
+        </m:r>
+        <m:r>
+          <m:t>a</m:t>
+        </m:r>
+        <m:sSub>
+          <m:e>
+            <m:r>
+              <m:t>S</m:t>
+            </m:r>
+          </m:e>
+          <m:sub>
+            <m:r>
+              <m:t>2</m:t>
+            </m:r>
+          </m:sub>
+        </m:sSub>
+      </m:oMath>
       <w:r>
         <w:rPr>
           <w:rFonts w:ascii="Times New Roman" w:hAnsi="Times New Roman" w:eastAsia="Times New Roman" w:cs="Times New Roman"/>
@@ -587,15 +600,28 @@
         <w:rPr>
           <w:rFonts w:ascii="Times New Roman" w:hAnsi="Times New Roman" w:eastAsia="Times New Roman" w:cs="Times New Roman"/>
         </w:rPr>
-        <w:t xml:space="preserve"> TaI</w:t>
-      </w:r>
-      <w:r>
-        <w:rPr>
-          <w:rFonts w:ascii="Times New Roman" w:hAnsi="Times New Roman" w:eastAsia="Times New Roman" w:cs="Times New Roman"/>
-          <w:vertAlign w:val="subscript"/>
-        </w:rPr>
-        <w:t>4</w:t>
-      </w:r>
+        <w:t xml:space="preserve"> </w:t>
+      </w:r>
+      <m:oMath>
+        <m:r>
+          <m:t>T</m:t>
+        </m:r>
+        <m:r>
+          <m:t>a</m:t>
+        </m:r>
+        <m:sSub>
+          <m:e>
+            <m:r>
+              <m:t>I</m:t>
+            </m:r>
+          </m:e>
+          <m:sub>
+            <m:r>
+              <m:t>4</m:t>
+            </m:r>
+          </m:sub>
+        </m:sSub>
+      </m:oMath>
       <w:r>
         <w:rPr>
           <w:rFonts w:ascii="Times New Roman" w:hAnsi="Times New Roman" w:eastAsia="Times New Roman" w:cs="Times New Roman"/>
@@ -636,15 +662,22 @@
         <w:rPr>
           <w:rFonts w:ascii="Times New Roman" w:hAnsi="Times New Roman" w:eastAsia="Times New Roman" w:cs="Times New Roman"/>
         </w:rPr>
-        <w:t xml:space="preserve"> I</w:t>
-      </w:r>
-      <w:r>
-        <w:rPr>
-          <w:rFonts w:ascii="Times New Roman" w:hAnsi="Times New Roman" w:eastAsia="Times New Roman" w:cs="Times New Roman"/>
-          <w:vertAlign w:val="subscript"/>
-        </w:rPr>
-        <w:t>2</w:t>
-      </w:r>
+        <w:t xml:space="preserve"> </w:t>
+      </w:r>
+      <m:oMath>
+        <m:sSub>
+          <m:e>
+            <m:r>
+              <m:t>I</m:t>
+            </m:r>
+          </m:e>
+          <m:sub>
+            <m:r>
+              <m:t>2</m:t>
+            </m:r>
+          </m:sub>
+        </m:sSub>
+      </m:oMath>
       <w:r>
         <w:rPr>
           <w:rFonts w:ascii="Times New Roman" w:hAnsi="Times New Roman" w:eastAsia="Times New Roman" w:cs="Times New Roman"/>
@@ -685,15 +718,22 @@
         <w:rPr>
           <w:rFonts w:ascii="Times New Roman" w:hAnsi="Times New Roman" w:eastAsia="Times New Roman" w:cs="Times New Roman"/>
         </w:rPr>
-        <w:t xml:space="preserve"> I</w:t>
-      </w:r>
-      <w:r>
-        <w:rPr>
-          <w:rFonts w:ascii="Times New Roman" w:hAnsi="Times New Roman" w:eastAsia="Times New Roman" w:cs="Times New Roman"/>
-          <w:vertAlign w:val="subscript"/>
-        </w:rPr>
-        <w:t>2</w:t>
-      </w:r>
+        <w:t xml:space="preserve"> </w:t>
+      </w:r>
+      <m:oMath>
+        <m:sSub>
+          <m:e>
+            <m:r>
+              <m:t>I</m:t>
+            </m:r>
+          </m:e>
+          <m:sub>
+            <m:r>
+              <m:t>2</m:t>
+            </m:r>
+          </m:sub>
+        </m:sSub>
+      </m:oMath>
       <w:r>
         <w:rPr>
           <w:rFonts w:ascii="Times New Roman" w:hAnsi="Times New Roman" w:eastAsia="Times New Roman" w:cs="Times New Roman"/>
@@ -710,15 +750,28 @@
         <w:rPr>
           <w:rFonts w:ascii="Times New Roman" w:hAnsi="Times New Roman" w:eastAsia="Times New Roman" w:cs="Times New Roman"/>
         </w:rPr>
-        <w:t xml:space="preserve"> TaS</w:t>
-      </w:r>
-      <w:r>
-        <w:rPr>
-          <w:rFonts w:ascii="Times New Roman" w:hAnsi="Times New Roman" w:eastAsia="Times New Roman" w:cs="Times New Roman"/>
-          <w:vertAlign w:val="subscript"/>
-        </w:rPr>
-        <w:t>2</w:t>
-      </w:r>
+        <w:t xml:space="preserve"> </w:t>
+      </w:r>
+      <m:oMath>
+        <m:r>
+          <m:t>T</m:t>
+        </m:r>
+        <m:r>
+          <m:t>a</m:t>
+        </m:r>
+        <m:sSub>
+          <m:e>
+            <m:r>
+              <m:t>S</m:t>
+            </m:r>
+          </m:e>
+          <m:sub>
+            <m:r>
+              <m:t>2</m:t>
+            </m:r>
+          </m:sub>
+        </m:sSub>
+      </m:oMath>
       <w:r>
         <w:rPr>
           <w:rFonts w:ascii="Times New Roman" w:hAnsi="Times New Roman" w:eastAsia="Times New Roman" w:cs="Times New Roman"/>
@@ -753,15 +806,28 @@
         <w:rPr>
           <w:rFonts w:ascii="Times New Roman" w:hAnsi="Times New Roman" w:eastAsia="Times New Roman" w:cs="Times New Roman"/>
         </w:rPr>
-        <w:t xml:space="preserve"> TaI</w:t>
-      </w:r>
-      <w:r>
-        <w:rPr>
-          <w:rFonts w:ascii="Times New Roman" w:hAnsi="Times New Roman" w:eastAsia="Times New Roman" w:cs="Times New Roman"/>
-          <w:vertAlign w:val="subscript"/>
-        </w:rPr>
-        <w:t>4</w:t>
-      </w:r>
+        <w:t xml:space="preserve"> </w:t>
+      </w:r>
+      <m:oMath>
+        <m:r>
+          <m:t>T</m:t>
+        </m:r>
+        <m:r>
+          <m:t>a</m:t>
+        </m:r>
+        <m:sSub>
+          <m:e>
+            <m:r>
+              <m:t>I</m:t>
+            </m:r>
+          </m:e>
+          <m:sub>
+            <m:r>
+              <m:t>4</m:t>
+            </m:r>
+          </m:sub>
+        </m:sSub>
+      </m:oMath>
       <w:r>
         <w:rPr>
           <w:rFonts w:ascii="Times New Roman" w:hAnsi="Times New Roman" w:eastAsia="Times New Roman" w:cs="Times New Roman"/>
@@ -778,15 +844,22 @@
         <w:rPr>
           <w:rFonts w:ascii="Times New Roman" w:hAnsi="Times New Roman" w:eastAsia="Times New Roman" w:cs="Times New Roman"/>
         </w:rPr>
-        <w:t xml:space="preserve"> S</w:t>
-      </w:r>
-      <w:r>
-        <w:rPr>
-          <w:rFonts w:ascii="Times New Roman" w:hAnsi="Times New Roman" w:eastAsia="Times New Roman" w:cs="Times New Roman"/>
-          <w:vertAlign w:val="subscript"/>
-        </w:rPr>
-        <w:t>2</w:t>
-      </w:r>
+        <w:t xml:space="preserve"> </w:t>
+      </w:r>
+      <m:oMath>
+        <m:sSub>
+          <m:e>
+            <m:r>
+              <m:t>S</m:t>
+            </m:r>
+          </m:e>
+          <m:sub>
+            <m:r>
+              <m:t>2</m:t>
+            </m:r>
+          </m:sub>
+        </m:sSub>
+      </m:oMath>
       <w:r>
         <w:rPr>
           <w:rFonts w:ascii="Times New Roman" w:hAnsi="Times New Roman" w:eastAsia="Times New Roman" w:cs="Times New Roman"/>
@@ -2621,22 +2694,36 @@
         <w:rPr>
           <w:rFonts w:ascii="Times New Roman" w:hAnsi="Times New Roman" w:eastAsia="Times New Roman" w:cs="Times New Roman"/>
         </w:rPr>
-        <w:t xml:space="preserve"> CO</w:t>
-      </w:r>
-      <w:r>
-        <w:rPr>
-          <w:rFonts w:ascii="Times New Roman" w:hAnsi="Times New Roman" w:eastAsia="Times New Roman" w:cs="Times New Roman"/>
-          <w:vertAlign w:val="subscript"/>
-        </w:rPr>
-        <w:t>3</w:t>
-      </w:r>
-      <w:r>
-        <w:rPr>
-          <w:rFonts w:ascii="Times New Roman" w:hAnsi="Times New Roman" w:eastAsia="Times New Roman" w:cs="Times New Roman"/>
-          <w:vertAlign w:val="superscript"/>
-        </w:rPr>
-        <w:t>2-</w:t>
-      </w:r>
+        <w:t xml:space="preserve"> </w:t>
+      </w:r>
+      <m:oMath>
+        <m:r>
+          <m:t>C</m:t>
+        </m:r>
+        <m:sSubSup>
+          <m:e>
+            <m:r>
+              <m:t>O</m:t>
+            </m:r>
+          </m:e>
+          <m:sub>
+            <m:r>
+              <m:t>3</m:t>
+            </m:r>
+          </m:sub>
+          <m:sup>
+            <m:r>
+              <m:t>2</m:t>
+            </m:r>
+            <m:r>
+              <m:rPr>
+                <m:sty m:val="p"/>
+              </m:rPr>
+              <m:t>−</m:t>
+            </m:r>
+          </m:sup>
+        </m:sSubSup>
+      </m:oMath>
       <w:r>
         <w:rPr>
           <w:rFonts w:ascii="Times New Roman" w:hAnsi="Times New Roman" w:eastAsia="Times New Roman" w:cs="Times New Roman"/>
@@ -2670,22 +2757,36 @@
         <w:rPr>
           <w:rFonts w:ascii="Times New Roman" w:hAnsi="Times New Roman" w:eastAsia="Times New Roman" w:cs="Times New Roman"/>
         </w:rPr>
-        <w:t xml:space="preserve"> CO</w:t>
-      </w:r>
-      <w:r>
-        <w:rPr>
-          <w:rFonts w:ascii="Times New Roman" w:hAnsi="Times New Roman" w:eastAsia="Times New Roman" w:cs="Times New Roman"/>
-          <w:vertAlign w:val="subscript"/>
-        </w:rPr>
-        <w:t>3</w:t>
-      </w:r>
-      <w:r>
-        <w:rPr>
-          <w:rFonts w:ascii="Times New Roman" w:hAnsi="Times New Roman" w:eastAsia="Times New Roman" w:cs="Times New Roman"/>
-          <w:vertAlign w:val="superscript"/>
-        </w:rPr>
-        <w:t>2-</w:t>
-      </w:r>
+        <w:t xml:space="preserve"> </w:t>
+      </w:r>
+      <m:oMath>
+        <m:r>
+          <m:t>C</m:t>
+        </m:r>
+        <m:sSubSup>
+          <m:e>
+            <m:r>
+              <m:t>O</m:t>
+            </m:r>
+          </m:e>
+          <m:sub>
+            <m:r>
+              <m:t>3</m:t>
+            </m:r>
+          </m:sub>
+          <m:sup>
+            <m:r>
+              <m:t>2</m:t>
+            </m:r>
+            <m:r>
+              <m:rPr>
+                <m:sty m:val="p"/>
+              </m:rPr>
+              <m:t>−</m:t>
+            </m:r>
+          </m:sup>
+        </m:sSubSup>
+      </m:oMath>
       <w:r>
         <w:rPr>
           <w:rFonts w:ascii="Times New Roman" w:hAnsi="Times New Roman" w:eastAsia="Times New Roman" w:cs="Times New Roman"/>
@@ -4285,15 +4386,25 @@
         <w:rPr>
           <w:rFonts w:ascii="Times New Roman" w:hAnsi="Times New Roman" w:eastAsia="Times New Roman" w:cs="Times New Roman"/>
         </w:rPr>
-        <w:t xml:space="preserve"> NO</w:t>
-      </w:r>
-      <w:r>
-        <w:rPr>
-          <w:rFonts w:ascii="Times New Roman" w:hAnsi="Times New Roman" w:eastAsia="Times New Roman" w:cs="Times New Roman"/>
-          <w:vertAlign w:val="subscript"/>
-        </w:rPr>
-        <w:t>2</w:t>
-      </w:r>
+        <w:t xml:space="preserve"> </w:t>
+      </w:r>
+      <m:oMath>
+        <m:r>
+          <m:t>N</m:t>
+        </m:r>
+        <m:sSub>
+          <m:e>
+            <m:r>
+              <m:t>O</m:t>
+            </m:r>
+          </m:e>
+          <m:sub>
+            <m:r>
+              <m:t>2</m:t>
+            </m:r>
+          </m:sub>
+        </m:sSub>
+      </m:oMath>
       <w:r>
         <w:rPr>
           <w:rFonts w:ascii="Times New Roman" w:hAnsi="Times New Roman" w:eastAsia="Times New Roman" w:cs="Times New Roman"/>
@@ -4366,15 +4477,22 @@
         <w:rPr>
           <w:rFonts w:ascii="Times New Roman" w:hAnsi="Times New Roman" w:eastAsia="Times New Roman" w:cs="Times New Roman"/>
         </w:rPr>
-        <w:t xml:space="preserve"> H</w:t>
-      </w:r>
-      <w:r>
-        <w:rPr>
-          <w:rFonts w:ascii="Times New Roman" w:hAnsi="Times New Roman" w:eastAsia="Times New Roman" w:cs="Times New Roman"/>
-          <w:vertAlign w:val="subscript"/>
-        </w:rPr>
-        <w:t>2</w:t>
-      </w:r>
+        <w:t xml:space="preserve"> </w:t>
+      </w:r>
+      <m:oMath>
+        <m:sSub>
+          <m:e>
+            <m:r>
+              <m:t>H</m:t>
+            </m:r>
+          </m:e>
+          <m:sub>
+            <m:r>
+              <m:t>2</m:t>
+            </m:r>
+          </m:sub>
+        </m:sSub>
+      </m:oMath>
       <w:r>
         <w:rPr>
           <w:rFonts w:ascii="Times New Roman" w:hAnsi="Times New Roman" w:eastAsia="Times New Roman" w:cs="Times New Roman"/>
@@ -4457,19 +4575,26 @@
         </w:rPr>
         <w:t xml:space="preserve"> </w:t>
       </w:r>
-      <w:r>
-        <w:rPr>
-          <w:rFonts w:hint="eastAsia" w:ascii="Times New Roman" w:hAnsi="Times New Roman" w:eastAsia="Times New Roman" w:cs="Times New Roman"/>
-        </w:rPr>
-        <w:t>HNO</w:t>
-      </w:r>
-      <w:r>
-        <w:rPr>
-          <w:rFonts w:hint="eastAsia" w:ascii="Times New Roman" w:hAnsi="Times New Roman" w:eastAsia="Times New Roman" w:cs="Times New Roman"/>
-          <w:vertAlign w:val="subscript"/>
-        </w:rPr>
-        <w:t>3</w:t>
-      </w:r>
+      <m:oMath>
+        <m:r>
+          <m:t>H</m:t>
+        </m:r>
+        <m:r>
+          <m:t>N</m:t>
+        </m:r>
+        <m:sSub>
+          <m:e>
+            <m:r>
+              <m:t>O</m:t>
+            </m:r>
+          </m:e>
+          <m:sub>
+            <m:r>
+              <m:t>3</m:t>
+            </m:r>
+          </m:sub>
+        </m:sSub>
+      </m:oMath>
       <w:r>
         <w:rPr>
           <w:rFonts w:hint="eastAsia" w:ascii="Times New Roman" w:hAnsi="Times New Roman" w:eastAsia="Times New Roman" w:cs="Times New Roman"/>
@@ -4488,24 +4613,25 @@
         </w:rPr>
         <w:t xml:space="preserve"> </w:t>
       </w:r>
-      <w:r>
-        <w:rPr>
-          <w:rFonts w:hint="eastAsia" w:ascii="Times New Roman" w:hAnsi="Times New Roman" w:eastAsia="Times New Roman" w:cs="Times New Roman"/>
-        </w:rPr>
-        <w:t>O</w:t>
-      </w:r>
-      <w:r>
-        <w:rPr>
-          <w:rFonts w:hint="eastAsia" w:ascii="Times New Roman" w:hAnsi="Times New Roman" w:eastAsia="Times New Roman" w:cs="Times New Roman"/>
-          <w:vertAlign w:val="subscript"/>
-        </w:rPr>
-        <w:t>2</w:t>
-      </w:r>
-      <w:r>
-        <w:rPr>
-          <w:rFonts w:hint="eastAsia" w:ascii="Times New Roman" w:hAnsi="Times New Roman" w:eastAsia="Times New Roman" w:cs="Times New Roman"/>
-        </w:rPr>
-        <w:t>？</w:t>
+      <m:oMath>
+        <m:sSub>
+          <m:e>
+            <m:r>
+              <m:t>O</m:t>
+            </m:r>
+          </m:e>
+          <m:sub>
+            <m:r>
+              <m:t>2</m:t>
+            </m:r>
+          </m:sub>
+        </m:sSub>
+      </m:oMath>
+      <w:r>
+        <w:rPr>
+          <w:rFonts w:hint="eastAsia" w:ascii="Times New Roman" w:hAnsi="Times New Roman" w:eastAsia="Times New Roman" w:cs="Times New Roman"/>
+        </w:rPr>
+        <w:t xml:space="preserve">？</w:t>
       </w:r>
     </w:p>
     <w:p>
@@ -4795,15 +4921,22 @@
         <w:rPr>
           <w:rFonts w:ascii="Times New Roman" w:hAnsi="Times New Roman" w:eastAsia="Times New Roman" w:cs="Times New Roman"/>
         </w:rPr>
-        <w:t xml:space="preserve"> H</w:t>
-      </w:r>
-      <w:r>
-        <w:rPr>
-          <w:rFonts w:ascii="Times New Roman" w:hAnsi="Times New Roman" w:eastAsia="Times New Roman" w:cs="Times New Roman"/>
-          <w:vertAlign w:val="subscript"/>
-        </w:rPr>
-        <w:t>2</w:t>
-      </w:r>
+        <w:t xml:space="preserve"> </w:t>
+      </w:r>
+      <m:oMath>
+        <m:sSub>
+          <m:e>
+            <m:r>
+              <m:t>H</m:t>
+            </m:r>
+          </m:e>
+          <m:sub>
+            <m:r>
+              <m:t>2</m:t>
+            </m:r>
+          </m:sub>
+        </m:sSub>
+      </m:oMath>
       <w:r>
         <w:rPr>
           <w:rFonts w:ascii="Times New Roman" w:hAnsi="Times New Roman" w:eastAsia="Times New Roman" w:cs="Times New Roman"/>
@@ -4961,28 +5094,60 @@
         <w:rPr>
           <w:rFonts w:ascii="Times New Roman" w:hAnsi="Times New Roman" w:eastAsia="Times New Roman" w:cs="Times New Roman"/>
         </w:rPr>
-        <w:t xml:space="preserve"> Mn</w:t>
-      </w:r>
-      <w:r>
-        <w:rPr>
-          <w:rFonts w:ascii="Times New Roman" w:hAnsi="Times New Roman" w:eastAsia="Times New Roman" w:cs="Times New Roman"/>
-          <w:vertAlign w:val="superscript"/>
-        </w:rPr>
-        <w:t>2+</w:t>
-      </w:r>
-      <w:r>
-        <w:rPr>
-          <w:rFonts w:ascii="Times New Roman" w:hAnsi="Times New Roman" w:eastAsia="Times New Roman" w:cs="Times New Roman"/>
-        </w:rPr>
-        <w:t>、Pb</w:t>
-      </w:r>
-      <w:r>
-        <w:rPr>
-          <w:rFonts w:ascii="Times New Roman" w:hAnsi="Times New Roman" w:eastAsia="Times New Roman" w:cs="Times New Roman"/>
-          <w:vertAlign w:val="superscript"/>
-        </w:rPr>
-        <w:t>2+</w:t>
-      </w:r>
+        <w:t xml:space="preserve"> </w:t>
+      </w:r>
+      <m:oMath>
+        <m:r>
+          <m:t>M</m:t>
+        </m:r>
+        <m:sSup>
+          <m:e>
+            <m:r>
+              <m:t>n</m:t>
+            </m:r>
+          </m:e>
+          <m:sup>
+            <m:r>
+              <m:t>2</m:t>
+            </m:r>
+            <m:r>
+              <m:rPr>
+                <m:sty m:val="p"/>
+              </m:rPr>
+              <m:t>+</m:t>
+            </m:r>
+          </m:sup>
+        </m:sSup>
+      </m:oMath>
+      <w:r>
+        <w:rPr>
+          <w:rFonts w:ascii="Times New Roman" w:hAnsi="Times New Roman" w:eastAsia="Times New Roman" w:cs="Times New Roman"/>
+        </w:rPr>
+        <w:t xml:space="preserve">、</w:t>
+      </w:r>
+      <m:oMath>
+        <m:r>
+          <m:t>P</m:t>
+        </m:r>
+        <m:sSup>
+          <m:e>
+            <m:r>
+              <m:t>b</m:t>
+            </m:r>
+          </m:e>
+          <m:sup>
+            <m:r>
+              <m:t>2</m:t>
+            </m:r>
+            <m:r>
+              <m:rPr>
+                <m:sty m:val="p"/>
+              </m:rPr>
+              <m:t>+</m:t>
+            </m:r>
+          </m:sup>
+        </m:sSup>
+      </m:oMath>
       <w:r>
         <w:rPr>
           <w:rFonts w:ascii="Times New Roman" w:hAnsi="Times New Roman" w:eastAsia="Times New Roman" w:cs="Times New Roman"/>
@@ -5292,15 +5457,31 @@
         <w:rPr>
           <w:rFonts w:ascii="Times New Roman" w:hAnsi="Times New Roman" w:eastAsia="Times New Roman" w:cs="Times New Roman"/>
         </w:rPr>
-        <w:t xml:space="preserve"> Mn</w:t>
-      </w:r>
-      <w:r>
-        <w:rPr>
-          <w:rFonts w:ascii="Times New Roman" w:hAnsi="Times New Roman" w:eastAsia="Times New Roman" w:cs="Times New Roman"/>
-          <w:vertAlign w:val="superscript"/>
-        </w:rPr>
-        <w:t>2+</w:t>
-      </w:r>
+        <w:t xml:space="preserve"> </w:t>
+      </w:r>
+      <m:oMath>
+        <m:r>
+          <m:t>M</m:t>
+        </m:r>
+        <m:sSup>
+          <m:e>
+            <m:r>
+              <m:t>n</m:t>
+            </m:r>
+          </m:e>
+          <m:sup>
+            <m:r>
+              <m:t>2</m:t>
+            </m:r>
+            <m:r>
+              <m:rPr>
+                <m:sty m:val="p"/>
+              </m:rPr>
+              <m:t>+</m:t>
+            </m:r>
+          </m:sup>
+        </m:sSup>
+      </m:oMath>
       <w:r>
         <w:rPr>
           <w:rFonts w:ascii="Times New Roman" w:hAnsi="Times New Roman" w:eastAsia="Times New Roman" w:cs="Times New Roman"/>
@@ -5317,15 +5498,31 @@
         <w:rPr>
           <w:rFonts w:ascii="Times New Roman" w:hAnsi="Times New Roman" w:eastAsia="Times New Roman" w:cs="Times New Roman"/>
         </w:rPr>
-        <w:t xml:space="preserve"> Pb</w:t>
-      </w:r>
-      <w:r>
-        <w:rPr>
-          <w:rFonts w:ascii="Times New Roman" w:hAnsi="Times New Roman" w:eastAsia="Times New Roman" w:cs="Times New Roman"/>
-          <w:vertAlign w:val="superscript"/>
-        </w:rPr>
-        <w:t>2+</w:t>
-      </w:r>
+        <w:t xml:space="preserve"> </w:t>
+      </w:r>
+      <m:oMath>
+        <m:r>
+          <m:t>P</m:t>
+        </m:r>
+        <m:sSup>
+          <m:e>
+            <m:r>
+              <m:t>b</m:t>
+            </m:r>
+          </m:e>
+          <m:sup>
+            <m:r>
+              <m:t>2</m:t>
+            </m:r>
+            <m:r>
+              <m:rPr>
+                <m:sty m:val="p"/>
+              </m:rPr>
+              <m:t>+</m:t>
+            </m:r>
+          </m:sup>
+        </m:sSup>
+      </m:oMath>
       <w:r>
         <w:rPr>
           <w:rFonts w:ascii="Times New Roman" w:hAnsi="Times New Roman" w:eastAsia="Times New Roman" w:cs="Times New Roman"/>
@@ -5849,15 +6046,31 @@
         <w:rPr>
           <w:rFonts w:ascii="Times New Roman" w:hAnsi="Times New Roman" w:eastAsia="Times New Roman" w:cs="Times New Roman"/>
         </w:rPr>
-        <w:t xml:space="preserve"> FeCl</w:t>
-      </w:r>
-      <w:r>
-        <w:rPr>
-          <w:rFonts w:ascii="Times New Roman" w:hAnsi="Times New Roman" w:eastAsia="Times New Roman" w:cs="Times New Roman"/>
-          <w:vertAlign w:val="subscript"/>
-        </w:rPr>
-        <w:t>3</w:t>
-      </w:r>
+        <w:t xml:space="preserve"> </w:t>
+      </w:r>
+      <m:oMath>
+        <m:r>
+          <m:t>F</m:t>
+        </m:r>
+        <m:r>
+          <m:t>e</m:t>
+        </m:r>
+        <m:r>
+          <m:t>C</m:t>
+        </m:r>
+        <m:sSub>
+          <m:e>
+            <m:r>
+              <m:t>l</m:t>
+            </m:r>
+          </m:e>
+          <m:sub>
+            <m:r>
+              <m:t>3</m:t>
+            </m:r>
+          </m:sub>
+        </m:sSub>
+      </m:oMath>
       <w:r>
         <w:rPr>
           <w:rFonts w:ascii="Times New Roman" w:hAnsi="Times New Roman" w:eastAsia="Times New Roman" w:cs="Times New Roman"/>
@@ -5976,15 +6189,28 @@
         <w:rPr>
           <w:rFonts w:ascii="Times New Roman" w:hAnsi="Times New Roman" w:eastAsia="Times New Roman" w:cs="Times New Roman"/>
         </w:rPr>
-        <w:t xml:space="preserve"> Cl</w:t>
-      </w:r>
-      <w:r>
-        <w:rPr>
-          <w:rFonts w:ascii="Times New Roman" w:hAnsi="Times New Roman" w:eastAsia="Times New Roman" w:cs="Times New Roman"/>
-          <w:vertAlign w:val="superscript"/>
-        </w:rPr>
-        <w:t>-</w:t>
-      </w:r>
+        <w:t xml:space="preserve"> </w:t>
+      </w:r>
+      <m:oMath>
+        <m:r>
+          <m:t>C</m:t>
+        </m:r>
+        <m:sSup>
+          <m:e>
+            <m:r>
+              <m:t>l</m:t>
+            </m:r>
+          </m:e>
+          <m:sup>
+            <m:r>
+              <m:rPr>
+                <m:sty m:val="p"/>
+              </m:rPr>
+              <m:t>−</m:t>
+            </m:r>
+          </m:sup>
+        </m:sSup>
+      </m:oMath>
       <w:r>
         <w:rPr>
           <w:rFonts w:ascii="Times New Roman" w:hAnsi="Times New Roman" w:eastAsia="Times New Roman" w:cs="Times New Roman"/>
@@ -8449,51 +8675,67 @@
         </w:rPr>
         <w:t xml:space="preserve"> </w:t>
       </w:r>
-      <w:r>
-        <w:rPr>
-          <w:rFonts w:hint="eastAsia" w:ascii="Times New Roman" w:hAnsi="Times New Roman" w:eastAsia="Times New Roman" w:cs="Times New Roman"/>
-        </w:rPr>
-        <w:t>CH</w:t>
-      </w:r>
-      <w:r>
-        <w:rPr>
-          <w:rFonts w:hint="eastAsia" w:ascii="Times New Roman" w:hAnsi="Times New Roman" w:eastAsia="Times New Roman" w:cs="Times New Roman"/>
-          <w:vertAlign w:val="subscript"/>
-        </w:rPr>
-        <w:t>3</w:t>
-      </w:r>
-      <w:r>
-        <w:rPr>
-          <w:rFonts w:hint="eastAsia" w:ascii="Times New Roman" w:hAnsi="Times New Roman" w:eastAsia="Times New Roman" w:cs="Times New Roman"/>
-          <w:vertAlign w:val="superscript"/>
-        </w:rPr>
-        <w:t>+</w:t>
-      </w:r>
-      <w:r>
-        <w:rPr>
-          <w:rFonts w:hint="eastAsia" w:ascii="Times New Roman" w:hAnsi="Times New Roman" w:eastAsia="Times New Roman" w:cs="Times New Roman"/>
-        </w:rPr>
-        <w:t>，CH</w:t>
-      </w:r>
-      <w:r>
-        <w:rPr>
-          <w:rFonts w:hint="eastAsia" w:ascii="Times New Roman" w:hAnsi="Times New Roman" w:eastAsia="Times New Roman" w:cs="Times New Roman"/>
-          <w:vertAlign w:val="subscript"/>
-        </w:rPr>
-        <w:t>5</w:t>
-      </w:r>
-      <w:r>
-        <w:rPr>
-          <w:rFonts w:hint="eastAsia" w:ascii="Times New Roman" w:hAnsi="Times New Roman" w:eastAsia="Times New Roman" w:cs="Times New Roman"/>
-          <w:vertAlign w:val="superscript"/>
-        </w:rPr>
-        <w:t>+</w:t>
-      </w:r>
-      <w:r>
-        <w:rPr>
-          <w:rFonts w:hint="eastAsia" w:ascii="Times New Roman" w:hAnsi="Times New Roman" w:eastAsia="Times New Roman" w:cs="Times New Roman"/>
-        </w:rPr>
-        <w:t>，</w:t>
+      <m:oMath>
+        <m:r>
+          <m:t>C</m:t>
+        </m:r>
+        <m:sSubSup>
+          <m:e>
+            <m:r>
+              <m:t>H</m:t>
+            </m:r>
+          </m:e>
+          <m:sub>
+            <m:r>
+              <m:t>3</m:t>
+            </m:r>
+          </m:sub>
+          <m:sup>
+            <m:r>
+              <m:rPr>
+                <m:sty m:val="p"/>
+              </m:rPr>
+              <m:t>+</m:t>
+            </m:r>
+          </m:sup>
+        </m:sSubSup>
+      </m:oMath>
+      <w:r>
+        <w:rPr>
+          <w:rFonts w:hint="eastAsia" w:ascii="Times New Roman" w:hAnsi="Times New Roman" w:eastAsia="Times New Roman" w:cs="Times New Roman"/>
+        </w:rPr>
+        <w:t xml:space="preserve">，</w:t>
+      </w:r>
+      <m:oMath>
+        <m:r>
+          <m:t>C</m:t>
+        </m:r>
+        <m:sSubSup>
+          <m:e>
+            <m:r>
+              <m:t>H</m:t>
+            </m:r>
+          </m:e>
+          <m:sub>
+            <m:r>
+              <m:t>5</m:t>
+            </m:r>
+          </m:sub>
+          <m:sup>
+            <m:r>
+              <m:rPr>
+                <m:sty m:val="p"/>
+              </m:rPr>
+              <m:t>+</m:t>
+            </m:r>
+          </m:sup>
+        </m:sSubSup>
+      </m:oMath>
+      <w:r>
+        <w:rPr>
+          <w:rFonts w:hint="eastAsia" w:ascii="Times New Roman" w:hAnsi="Times New Roman" w:eastAsia="Times New Roman" w:cs="Times New Roman"/>
+        </w:rPr>
+        <w:t xml:space="preserve">，</w:t>
       </w:r>
       <m:oMath>
         <m:oMathPr>
@@ -8632,22 +8874,33 @@
         <w:rPr>
           <w:rFonts w:ascii="Times New Roman" w:hAnsi="Times New Roman" w:eastAsia="Times New Roman" w:cs="Times New Roman"/>
         </w:rPr>
-        <w:t xml:space="preserve"> CH</w:t>
-      </w:r>
-      <w:r>
-        <w:rPr>
-          <w:rFonts w:ascii="Times New Roman" w:hAnsi="Times New Roman" w:eastAsia="Times New Roman" w:cs="Times New Roman"/>
-          <w:vertAlign w:val="subscript"/>
-        </w:rPr>
-        <w:t>5</w:t>
-      </w:r>
-      <w:r>
-        <w:rPr>
-          <w:rFonts w:ascii="Times New Roman" w:hAnsi="Times New Roman" w:eastAsia="Times New Roman" w:cs="Times New Roman"/>
-          <w:vertAlign w:val="superscript"/>
-        </w:rPr>
-        <w:t>+</w:t>
-      </w:r>
+        <w:t xml:space="preserve"> </w:t>
+      </w:r>
+      <m:oMath>
+        <m:r>
+          <m:t>C</m:t>
+        </m:r>
+        <m:sSubSup>
+          <m:e>
+            <m:r>
+              <m:t>H</m:t>
+            </m:r>
+          </m:e>
+          <m:sub>
+            <m:r>
+              <m:t>5</m:t>
+            </m:r>
+          </m:sub>
+          <m:sup>
+            <m:r>
+              <m:rPr>
+                <m:sty m:val="p"/>
+              </m:rPr>
+              <m:t>+</m:t>
+            </m:r>
+          </m:sup>
+        </m:sSubSup>
+      </m:oMath>
       <w:r>
         <w:rPr>
           <w:rFonts w:ascii="Times New Roman" w:hAnsi="Times New Roman" w:eastAsia="Times New Roman" w:cs="Times New Roman"/>
@@ -8664,15 +8917,25 @@
         <w:rPr>
           <w:rFonts w:ascii="Times New Roman" w:hAnsi="Times New Roman" w:eastAsia="Times New Roman" w:cs="Times New Roman"/>
         </w:rPr>
-        <w:t xml:space="preserve"> CH</w:t>
-      </w:r>
-      <w:r>
-        <w:rPr>
-          <w:rFonts w:ascii="Times New Roman" w:hAnsi="Times New Roman" w:eastAsia="Times New Roman" w:cs="Times New Roman"/>
-          <w:vertAlign w:val="subscript"/>
-        </w:rPr>
-        <w:t>4</w:t>
-      </w:r>
+        <w:t xml:space="preserve"> </w:t>
+      </w:r>
+      <m:oMath>
+        <m:r>
+          <m:t>C</m:t>
+        </m:r>
+        <m:sSub>
+          <m:e>
+            <m:r>
+              <m:t>H</m:t>
+            </m:r>
+          </m:e>
+          <m:sub>
+            <m:r>
+              <m:t>4</m:t>
+            </m:r>
+          </m:sub>
+        </m:sSub>
+      </m:oMath>
       <w:r>
         <w:rPr>
           <w:rFonts w:ascii="Times New Roman" w:hAnsi="Times New Roman" w:eastAsia="Times New Roman" w:cs="Times New Roman"/>
@@ -8725,15 +8988,25 @@
         <w:rPr>
           <w:rFonts w:ascii="Times New Roman" w:hAnsi="Times New Roman" w:eastAsia="Times New Roman" w:cs="Times New Roman"/>
         </w:rPr>
-        <w:t xml:space="preserve"> H</w:t>
-      </w:r>
-      <w:r>
-        <w:rPr>
-          <w:rFonts w:ascii="Times New Roman" w:hAnsi="Times New Roman" w:eastAsia="Times New Roman" w:cs="Times New Roman"/>
-          <w:vertAlign w:val="superscript"/>
-        </w:rPr>
-        <w:t>+</w:t>
-      </w:r>
+        <w:t xml:space="preserve"> </w:t>
+      </w:r>
+      <m:oMath>
+        <m:sSup>
+          <m:e>
+            <m:r>
+              <m:t>H</m:t>
+            </m:r>
+          </m:e>
+          <m:sup>
+            <m:r>
+              <m:rPr>
+                <m:sty m:val="p"/>
+              </m:rPr>
+              <m:t>+</m:t>
+            </m:r>
+          </m:sup>
+        </m:sSup>
+      </m:oMath>
       <w:r>
         <w:rPr>
           <w:rFonts w:ascii="Times New Roman" w:hAnsi="Times New Roman" w:eastAsia="Times New Roman" w:cs="Times New Roman"/>
@@ -8762,22 +9035,33 @@
         <w:rPr>
           <w:rFonts w:ascii="Times New Roman" w:hAnsi="Times New Roman" w:eastAsia="Times New Roman" w:cs="Times New Roman"/>
         </w:rPr>
-        <w:t xml:space="preserve"> CH</w:t>
-      </w:r>
-      <w:r>
-        <w:rPr>
-          <w:rFonts w:ascii="Times New Roman" w:hAnsi="Times New Roman" w:eastAsia="Times New Roman" w:cs="Times New Roman"/>
-          <w:vertAlign w:val="subscript"/>
-        </w:rPr>
-        <w:t>5</w:t>
-      </w:r>
-      <w:r>
-        <w:rPr>
-          <w:rFonts w:ascii="Times New Roman" w:hAnsi="Times New Roman" w:eastAsia="Times New Roman" w:cs="Times New Roman"/>
-          <w:vertAlign w:val="superscript"/>
-        </w:rPr>
-        <w:t>+</w:t>
-      </w:r>
+        <w:t xml:space="preserve"> </w:t>
+      </w:r>
+      <m:oMath>
+        <m:r>
+          <m:t>C</m:t>
+        </m:r>
+        <m:sSubSup>
+          <m:e>
+            <m:r>
+              <m:t>H</m:t>
+            </m:r>
+          </m:e>
+          <m:sub>
+            <m:r>
+              <m:t>5</m:t>
+            </m:r>
+          </m:sub>
+          <m:sup>
+            <m:r>
+              <m:rPr>
+                <m:sty m:val="p"/>
+              </m:rPr>
+              <m:t>+</m:t>
+            </m:r>
+          </m:sup>
+        </m:sSubSup>
+      </m:oMath>
       <w:r>
         <w:rPr>
           <w:rFonts w:ascii="Times New Roman" w:hAnsi="Times New Roman" w:eastAsia="Times New Roman" w:cs="Times New Roman"/>
@@ -8794,15 +9078,22 @@
         <w:rPr>
           <w:rFonts w:ascii="Times New Roman" w:hAnsi="Times New Roman" w:eastAsia="Times New Roman" w:cs="Times New Roman"/>
         </w:rPr>
-        <w:t xml:space="preserve"> H</w:t>
-      </w:r>
-      <w:r>
-        <w:rPr>
-          <w:rFonts w:ascii="Times New Roman" w:hAnsi="Times New Roman" w:eastAsia="Times New Roman" w:cs="Times New Roman"/>
-          <w:vertAlign w:val="subscript"/>
-        </w:rPr>
-        <w:t>2</w:t>
-      </w:r>
+        <w:t xml:space="preserve"> </w:t>
+      </w:r>
+      <m:oMath>
+        <m:sSub>
+          <m:e>
+            <m:r>
+              <m:t>H</m:t>
+            </m:r>
+          </m:e>
+          <m:sub>
+            <m:r>
+              <m:t>2</m:t>
+            </m:r>
+          </m:sub>
+        </m:sSub>
+      </m:oMath>
       <w:r>
         <w:rPr>
           <w:rFonts w:ascii="Times New Roman" w:hAnsi="Times New Roman" w:eastAsia="Times New Roman" w:cs="Times New Roman"/>
@@ -8819,27 +9110,38 @@
         <w:rPr>
           <w:rFonts w:ascii="Times New Roman" w:hAnsi="Times New Roman" w:eastAsia="Times New Roman" w:cs="Times New Roman"/>
         </w:rPr>
-        <w:t xml:space="preserve"> CH</w:t>
-      </w:r>
-      <w:r>
-        <w:rPr>
-          <w:rFonts w:ascii="Times New Roman" w:hAnsi="Times New Roman" w:eastAsia="Times New Roman" w:cs="Times New Roman"/>
-          <w:vertAlign w:val="subscript"/>
-        </w:rPr>
-        <w:t>3</w:t>
-      </w:r>
-      <w:r>
-        <w:rPr>
-          <w:rFonts w:ascii="Times New Roman" w:hAnsi="Times New Roman" w:eastAsia="Times New Roman" w:cs="Times New Roman"/>
-          <w:vertAlign w:val="superscript"/>
-        </w:rPr>
-        <w:t>+</w:t>
-      </w:r>
-      <w:r>
-        <w:rPr>
-          <w:rFonts w:ascii="Times New Roman" w:hAnsi="Times New Roman" w:eastAsia="Times New Roman" w:cs="Times New Roman"/>
-        </w:rPr>
-        <w:t>。</w:t>
+        <w:t xml:space="preserve"> </w:t>
+      </w:r>
+      <m:oMath>
+        <m:r>
+          <m:t>C</m:t>
+        </m:r>
+        <m:sSubSup>
+          <m:e>
+            <m:r>
+              <m:t>H</m:t>
+            </m:r>
+          </m:e>
+          <m:sub>
+            <m:r>
+              <m:t>3</m:t>
+            </m:r>
+          </m:sub>
+          <m:sup>
+            <m:r>
+              <m:rPr>
+                <m:sty m:val="p"/>
+              </m:rPr>
+              <m:t>+</m:t>
+            </m:r>
+          </m:sup>
+        </m:sSubSup>
+      </m:oMath>
+      <w:r>
+        <w:rPr>
+          <w:rFonts w:ascii="Times New Roman" w:hAnsi="Times New Roman" w:eastAsia="Times New Roman" w:cs="Times New Roman"/>
+        </w:rPr>
+        <w:t xml:space="preserve">。</w:t>
       </w:r>
     </w:p>
     <w:p>
@@ -11058,28 +11360,48 @@
         <w:rPr>
           <w:rFonts w:ascii="Times New Roman" w:hAnsi="Times New Roman" w:eastAsia="Times New Roman" w:cs="Times New Roman"/>
         </w:rPr>
-        <w:t xml:space="preserve"> sp、sp</w:t>
-      </w:r>
-      <w:r>
-        <w:rPr>
-          <w:rFonts w:ascii="Times New Roman" w:hAnsi="Times New Roman" w:eastAsia="Times New Roman" w:cs="Times New Roman"/>
-          <w:vertAlign w:val="superscript"/>
-        </w:rPr>
-        <w:t>2</w:t>
-      </w:r>
-      <w:r>
-        <w:rPr>
-          <w:rFonts w:ascii="Times New Roman" w:hAnsi="Times New Roman" w:eastAsia="Times New Roman" w:cs="Times New Roman"/>
-        </w:rPr>
-        <w:t>、sp</w:t>
-      </w:r>
-      <w:r>
-        <w:rPr>
-          <w:rFonts w:ascii="Times New Roman" w:hAnsi="Times New Roman" w:eastAsia="Times New Roman" w:cs="Times New Roman"/>
-          <w:vertAlign w:val="superscript"/>
-        </w:rPr>
-        <w:t>3</w:t>
-      </w:r>
+        <w:t xml:space="preserve"> sp、</w:t>
+      </w:r>
+      <m:oMath>
+        <m:r>
+          <m:t>s</m:t>
+        </m:r>
+        <m:sSup>
+          <m:e>
+            <m:r>
+              <m:t>p</m:t>
+            </m:r>
+          </m:e>
+          <m:sup>
+            <m:r>
+              <m:t>2</m:t>
+            </m:r>
+          </m:sup>
+        </m:sSup>
+      </m:oMath>
+      <w:r>
+        <w:rPr>
+          <w:rFonts w:ascii="Times New Roman" w:hAnsi="Times New Roman" w:eastAsia="Times New Roman" w:cs="Times New Roman"/>
+        </w:rPr>
+        <w:t xml:space="preserve">、</w:t>
+      </w:r>
+      <m:oMath>
+        <m:r>
+          <m:t>s</m:t>
+        </m:r>
+        <m:sSup>
+          <m:e>
+            <m:r>
+              <m:t>p</m:t>
+            </m:r>
+          </m:e>
+          <m:sup>
+            <m:r>
+              <m:t>3</m:t>
+            </m:r>
+          </m:sup>
+        </m:sSup>
+      </m:oMath>
       <w:r>
         <w:rPr>
           <w:rFonts w:ascii="Times New Roman" w:hAnsi="Times New Roman" w:eastAsia="Times New Roman" w:cs="Times New Roman"/>
@@ -14370,15 +14692,31 @@
         <w:rPr>
           <w:rFonts w:ascii="Times New Roman" w:hAnsi="Times New Roman" w:eastAsia="Times New Roman" w:cs="Times New Roman"/>
         </w:rPr>
-        <w:t xml:space="preserve"> CrCl</w:t>
-      </w:r>
-      <w:r>
-        <w:rPr>
-          <w:rFonts w:ascii="Times New Roman" w:hAnsi="Times New Roman" w:eastAsia="Times New Roman" w:cs="Times New Roman"/>
-          <w:vertAlign w:val="subscript"/>
-        </w:rPr>
-        <w:t>3</w:t>
-      </w:r>
+        <w:t xml:space="preserve"> </w:t>
+      </w:r>
+      <m:oMath>
+        <m:r>
+          <m:t>C</m:t>
+        </m:r>
+        <m:r>
+          <m:t>r</m:t>
+        </m:r>
+        <m:r>
+          <m:t>C</m:t>
+        </m:r>
+        <m:sSub>
+          <m:e>
+            <m:r>
+              <m:t>l</m:t>
+            </m:r>
+          </m:e>
+          <m:sub>
+            <m:r>
+              <m:t>3</m:t>
+            </m:r>
+          </m:sub>
+        </m:sSub>
+      </m:oMath>
       <w:r>
         <w:rPr>
           <w:rFonts w:ascii="Times New Roman" w:hAnsi="Times New Roman" w:eastAsia="Times New Roman" w:cs="Times New Roman"/>
@@ -15055,22 +15393,47 @@
         <w:rPr>
           <w:rFonts w:ascii="Times New Roman" w:hAnsi="Times New Roman" w:eastAsia="Times New Roman" w:cs="Times New Roman"/>
         </w:rPr>
-        <w:t xml:space="preserve"> CrO</w:t>
-      </w:r>
-      <w:r>
-        <w:rPr>
-          <w:rFonts w:ascii="Times New Roman" w:hAnsi="Times New Roman" w:eastAsia="Times New Roman" w:cs="Times New Roman"/>
-          <w:vertAlign w:val="subscript"/>
-        </w:rPr>
-        <w:t>4</w:t>
-      </w:r>
-      <w:r>
-        <w:rPr>
-          <w:rFonts w:ascii="Times New Roman" w:hAnsi="Times New Roman" w:eastAsia="Times New Roman" w:cs="Times New Roman"/>
-          <w:vertAlign w:val="superscript"/>
-        </w:rPr>
-        <w:t>2-</w:t>
-      </w:r>
+        <w:t xml:space="preserve"> </w:t>
+      </w:r>
+      <m:oMath>
+        <m:oMathPr>
+          <m:ctrlPr>
+            <w:rPr>
+              <w:sz w:val="28"/>
+              <w:szCs w:val="28"/>
+            </w:rPr>
+          </m:ctrlPr>
+        </m:oMathPr>
+        <m:r>
+          <m:t>C</m:t>
+        </m:r>
+        <m:r>
+          <m:t>r</m:t>
+        </m:r>
+        <m:sSubSup>
+          <m:e>
+            <m:r>
+              <m:t>O</m:t>
+            </m:r>
+          </m:e>
+          <m:sub>
+            <m:r>
+              <m:t>4</m:t>
+            </m:r>
+          </m:sub>
+          <m:sup>
+            <m:r>
+              <m:t>2</m:t>
+            </m:r>
+            <m:r>
+              <m:rPr>
+                <m:sty m:val="p"/>
+              </m:rPr>
+              <m:t>−</m:t>
+            </m:r>
+          </m:sup>
+        </m:sSubSup>
+      </m:oMath>
     </w:p>
     <w:p>
       <w:pPr>
@@ -15198,15 +15561,34 @@
         <w:rPr>
           <w:rFonts w:ascii="Times New Roman" w:hAnsi="Times New Roman" w:eastAsia="Times New Roman" w:cs="Times New Roman"/>
         </w:rPr>
-        <w:t>② TiO</w:t>
-      </w:r>
-      <w:r>
-        <w:rPr>
-          <w:rFonts w:ascii="Times New Roman" w:hAnsi="Times New Roman" w:eastAsia="Times New Roman" w:cs="Times New Roman"/>
-          <w:vertAlign w:val="subscript"/>
-        </w:rPr>
-        <w:t>2</w:t>
-      </w:r>
+        <w:t xml:space="preserve">②</w:t>
+      </w:r>
+      <w:r>
+        <w:rPr>
+          <w:rFonts w:ascii="Times New Roman" w:hAnsi="Times New Roman" w:eastAsia="Times New Roman" w:cs="Times New Roman"/>
+        </w:rPr>
+        <w:t xml:space="preserve"> </w:t>
+      </w:r>
+      <m:oMath>
+        <m:r>
+          <m:t>T</m:t>
+        </m:r>
+        <m:r>
+          <m:t>i</m:t>
+        </m:r>
+        <m:sSub>
+          <m:e>
+            <m:r>
+              <m:t>O</m:t>
+            </m:r>
+          </m:e>
+          <m:sub>
+            <m:r>
+              <m:t>2</m:t>
+            </m:r>
+          </m:sub>
+        </m:sSub>
+      </m:oMath>
       <w:r>
         <w:rPr>
           <w:rFonts w:ascii="Times New Roman" w:hAnsi="Times New Roman" w:eastAsia="Times New Roman" w:cs="Times New Roman"/>
@@ -15372,15 +15754,28 @@
         <w:rPr>
           <w:rFonts w:ascii="Times New Roman" w:hAnsi="Times New Roman" w:eastAsia="Times New Roman" w:cs="Times New Roman"/>
         </w:rPr>
-        <w:t xml:space="preserve"> TiO</w:t>
-      </w:r>
-      <w:r>
-        <w:rPr>
-          <w:rFonts w:ascii="Times New Roman" w:hAnsi="Times New Roman" w:eastAsia="Times New Roman" w:cs="Times New Roman"/>
-          <w:vertAlign w:val="subscript"/>
-        </w:rPr>
-        <w:t>2</w:t>
-      </w:r>
+        <w:t xml:space="preserve"> </w:t>
+      </w:r>
+      <m:oMath>
+        <m:r>
+          <m:t>T</m:t>
+        </m:r>
+        <m:r>
+          <m:t>i</m:t>
+        </m:r>
+        <m:sSub>
+          <m:e>
+            <m:r>
+              <m:t>O</m:t>
+            </m:r>
+          </m:e>
+          <m:sub>
+            <m:r>
+              <m:t>2</m:t>
+            </m:r>
+          </m:sub>
+        </m:sSub>
+      </m:oMath>
       <w:r>
         <w:rPr>
           <w:rFonts w:ascii="Times New Roman" w:hAnsi="Times New Roman" w:eastAsia="Times New Roman" w:cs="Times New Roman"/>
@@ -15641,15 +16036,28 @@
         <w:rPr>
           <w:rFonts w:ascii="Times New Roman" w:hAnsi="Times New Roman" w:eastAsia="Times New Roman" w:cs="Times New Roman"/>
         </w:rPr>
-        <w:t xml:space="preserve"> TiO</w:t>
-      </w:r>
-      <w:r>
-        <w:rPr>
-          <w:rFonts w:ascii="Times New Roman" w:hAnsi="Times New Roman" w:eastAsia="Times New Roman" w:cs="Times New Roman"/>
-          <w:vertAlign w:val="subscript"/>
-        </w:rPr>
-        <w:t>2</w:t>
-      </w:r>
+        <w:t xml:space="preserve"> </w:t>
+      </w:r>
+      <m:oMath>
+        <m:r>
+          <m:t>T</m:t>
+        </m:r>
+        <m:r>
+          <m:t>i</m:t>
+        </m:r>
+        <m:sSub>
+          <m:e>
+            <m:r>
+              <m:t>O</m:t>
+            </m:r>
+          </m:e>
+          <m:sub>
+            <m:r>
+              <m:t>2</m:t>
+            </m:r>
+          </m:sub>
+        </m:sSub>
+      </m:oMath>
       <w:r>
         <w:rPr>
           <w:rFonts w:ascii="Times New Roman" w:hAnsi="Times New Roman" w:eastAsia="Times New Roman" w:cs="Times New Roman"/>
@@ -15683,15 +16091,28 @@
         <w:rPr>
           <w:rFonts w:ascii="Times New Roman" w:hAnsi="Times New Roman" w:eastAsia="Times New Roman" w:cs="Times New Roman"/>
         </w:rPr>
-        <w:t xml:space="preserve"> TiO</w:t>
-      </w:r>
-      <w:r>
-        <w:rPr>
-          <w:rFonts w:ascii="Times New Roman" w:hAnsi="Times New Roman" w:eastAsia="Times New Roman" w:cs="Times New Roman"/>
-          <w:vertAlign w:val="subscript"/>
-        </w:rPr>
-        <w:t>2</w:t>
-      </w:r>
+        <w:t xml:space="preserve"> </w:t>
+      </w:r>
+      <m:oMath>
+        <m:r>
+          <m:t>T</m:t>
+        </m:r>
+        <m:r>
+          <m:t>i</m:t>
+        </m:r>
+        <m:sSub>
+          <m:e>
+            <m:r>
+              <m:t>O</m:t>
+            </m:r>
+          </m:e>
+          <m:sub>
+            <m:r>
+              <m:t>2</m:t>
+            </m:r>
+          </m:sub>
+        </m:sSub>
+      </m:oMath>
       <w:r>
         <w:rPr>
           <w:rFonts w:ascii="Times New Roman" w:hAnsi="Times New Roman" w:eastAsia="Times New Roman" w:cs="Times New Roman"/>
@@ -18743,7 +19164,7 @@
     <ns0:name ns0:val="Verbatim Char"/>
     <ns0:basedOn ns0:val="BodyTextChar"/>
     <ns0:rPr>
-      <ns0:rFonts ns0:ascii="Times New Roman" ns0:cs="Times New Roman" ns0:eastAsia="FangSong" ns0:hAnsi="Times New Roman"/>
+      <ns0:rFonts ns0:ascii="SimSun" ns0:cs="SimSun" ns0:eastAsia="SimSun" ns0:hAnsi="SimSun"/>
       <ns0:b ns0:val="0"/>
       <ns0:sz ns0:val="20"/>
     </ns0:rPr>
@@ -18805,7 +19226,7 @@
       <w:wordWrap w:val="off"/>
     </w:pPr>
     <ns0:rPr>
-      <w:rFonts ns0:ascii="Times New Roman" ns0:hAnsi="Times New Roman" ns0:eastAsia="FangSong" ns0:cs="Times New Roman"/>
+      <w:rFonts ns0:ascii="SimSun" ns0:hAnsi="SimSun" ns0:eastAsia="SimSun" ns0:cs="SimSun"/>
     </ns0:rPr>
   </w:style>
   <w:style w:type="character" w:customStyle="1" w:styleId="KeywordTok">

--- a/00-首页/题组Word/专项卷/二分册/专项卷XI-教师版.docx
+++ b/00-首页/题组Word/专项卷/二分册/专项卷XI-教师版.docx
@@ -270,7 +270,7 @@
         </w:rPr>
         <w:drawing>
           <wp:inline>
-            <wp:extent cx="3600000" cy="1308433"/>
+            <wp:extent cx="3600000" cy="1293976"/>
             <wp:effectExtent b="0" l="0" r="0" t="0"/>
             <wp:docPr descr="" title="" id="11" name="Picture"/>
             <a:graphic>
@@ -291,7 +291,7 @@
                   <pic:spPr bwMode="auto">
                     <a:xfrm>
                       <a:off x="0" y="0"/>
-                      <a:ext cx="3600000" cy="1308433"/>
+                      <a:ext cx="3600000" cy="1293976"/>
                     </a:xfrm>
                     <a:prstGeom prst="rect">
                       <a:avLst/>
@@ -553,6 +553,8 @@
     <w:p>
       <w:pPr>
         <w:pStyle w:val="FirstParagraph"/>
+        <w:ind w:left="480" w:hanging="480"/>
+        <w:spacing w:after="0"/>
       </w:pPr>
       <w:r>
         <w:rPr>
@@ -578,6 +580,13 @@
         </w:rPr>
         <w:t xml:space="preserve"> </w:t>
       </w:r>
+    </w:p>
+    <w:p>
+      <w:pPr>
+        <w:pStyle w:val="FirstParagraph"/>
+        <w:ind w:left="480" w:hanging="480"/>
+        <w:spacing w:before="0" w:after="0"/>
+      </w:pPr>
       <w:r>
         <w:rPr>
           <w:rFonts w:ascii="Times New Roman" w:hAnsi="Times New Roman" w:eastAsia="Times New Roman" w:cs="Times New Roman"/>
@@ -640,6 +649,13 @@
         </w:rPr>
         <w:t xml:space="preserve"> </w:t>
       </w:r>
+    </w:p>
+    <w:p>
+      <w:pPr>
+        <w:pStyle w:val="FirstParagraph"/>
+        <w:ind w:left="480" w:hanging="480"/>
+        <w:spacing w:before="0" w:after="0"/>
+      </w:pPr>
       <w:r>
         <w:rPr>
           <w:rFonts w:ascii="Times New Roman" w:hAnsi="Times New Roman" w:eastAsia="Times New Roman" w:cs="Times New Roman"/>
@@ -696,6 +712,13 @@
         </w:rPr>
         <w:t xml:space="preserve"> </w:t>
       </w:r>
+    </w:p>
+    <w:p>
+      <w:pPr>
+        <w:pStyle w:val="FirstParagraph"/>
+        <w:ind w:left="480" w:hanging="480"/>
+        <w:spacing w:before="0" w:after="0"/>
+      </w:pPr>
       <w:r>
         <w:rPr>
           <w:rFonts w:ascii="Times New Roman" w:hAnsi="Times New Roman" w:eastAsia="Times New Roman" w:cs="Times New Roman"/>
@@ -790,6 +813,13 @@
         </w:rPr>
         <w:t xml:space="preserve"> </w:t>
       </w:r>
+    </w:p>
+    <w:p>
+      <w:pPr>
+        <w:pStyle w:val="FirstParagraph"/>
+        <w:ind w:left="480" w:hanging="480"/>
+        <w:spacing w:before="0" w:after="180"/>
+      </w:pPr>
       <w:r>
         <w:rPr>
           <w:rFonts w:ascii="Times New Roman" w:hAnsi="Times New Roman" w:eastAsia="Times New Roman" w:cs="Times New Roman"/>
@@ -6686,7 +6716,7 @@
         </w:rPr>
         <w:drawing>
           <wp:inline>
-            <wp:extent cx="3600000" cy="1355967"/>
+            <wp:extent cx="3600000" cy="1336870"/>
             <wp:effectExtent b="0" l="0" r="0" t="0"/>
             <wp:docPr descr="" title="" id="32" name="Picture"/>
             <a:graphic>
@@ -6707,7 +6737,7 @@
                   <pic:spPr bwMode="auto">
                     <a:xfrm>
                       <a:off x="0" y="0"/>
-                      <a:ext cx="3600000" cy="1355967"/>
+                      <a:ext cx="3600000" cy="1336870"/>
                     </a:xfrm>
                     <a:prstGeom prst="rect">
                       <a:avLst/>
@@ -6806,6 +6836,8 @@
     <w:p>
       <w:pPr>
         <w:pStyle w:val="BodyText"/>
+        <w:ind w:left="480" w:hanging="480"/>
+        <w:spacing w:after="0"/>
       </w:pPr>
       <w:r>
         <w:rPr>
@@ -6823,7 +6855,20 @@
         <w:rPr>
           <w:rFonts w:ascii="Times New Roman" w:hAnsi="Times New Roman" w:eastAsia="Times New Roman" w:cs="Times New Roman"/>
         </w:rPr>
-        <w:t xml:space="preserve">　　B. 4 </w:t>
+        <w:t xml:space="preserve">　　</w:t>
+      </w:r>
+    </w:p>
+    <w:p>
+      <w:pPr>
+        <w:pStyle w:val="BodyText"/>
+        <w:ind w:left="480" w:hanging="480"/>
+        <w:spacing w:before="0" w:after="0"/>
+      </w:pPr>
+      <w:r>
+        <w:rPr>
+          <w:rFonts w:ascii="Times New Roman" w:hAnsi="Times New Roman" w:eastAsia="Times New Roman" w:cs="Times New Roman"/>
+        </w:rPr>
+        <w:t xml:space="preserve">B. 4 </w:t>
       </w:r>
       <w:r>
         <w:rPr>
@@ -6835,7 +6880,20 @@
         <w:rPr>
           <w:rFonts w:ascii="Times New Roman" w:hAnsi="Times New Roman" w:eastAsia="Times New Roman" w:cs="Times New Roman"/>
         </w:rPr>
-        <w:t xml:space="preserve">　　C. 3n </w:t>
+        <w:t xml:space="preserve">　　</w:t>
+      </w:r>
+    </w:p>
+    <w:p>
+      <w:pPr>
+        <w:pStyle w:val="BodyText"/>
+        <w:ind w:left="480" w:hanging="480"/>
+        <w:spacing w:before="0" w:after="0"/>
+      </w:pPr>
+      <w:r>
+        <w:rPr>
+          <w:rFonts w:ascii="Times New Roman" w:hAnsi="Times New Roman" w:eastAsia="Times New Roman" w:cs="Times New Roman"/>
+        </w:rPr>
+        <w:t xml:space="preserve">C. 3n </w:t>
       </w:r>
       <w:r>
         <w:rPr>
@@ -6847,7 +6905,20 @@
         <w:rPr>
           <w:rFonts w:ascii="Times New Roman" w:hAnsi="Times New Roman" w:eastAsia="Times New Roman" w:cs="Times New Roman"/>
         </w:rPr>
-        <w:t xml:space="preserve">　　D. 4n </w:t>
+        <w:t xml:space="preserve">　　</w:t>
+      </w:r>
+    </w:p>
+    <w:p>
+      <w:pPr>
+        <w:pStyle w:val="BodyText"/>
+        <w:ind w:left="480" w:hanging="480"/>
+        <w:spacing w:before="0" w:after="180"/>
+      </w:pPr>
+      <w:r>
+        <w:rPr>
+          <w:rFonts w:ascii="Times New Roman" w:hAnsi="Times New Roman" w:eastAsia="Times New Roman" w:cs="Times New Roman"/>
+        </w:rPr>
+        <w:t xml:space="preserve">D. 4n </w:t>
       </w:r>
       <w:r>
         <w:rPr>
@@ -8333,7 +8404,7 @@
         </w:rPr>
         <w:drawing>
           <wp:inline>
-            <wp:extent cx="1524000" cy="1562100"/>
+            <wp:extent cx="1524000" cy="1510974"/>
             <wp:effectExtent b="0" l="0" r="0" t="0"/>
             <wp:docPr descr="" title="" id="37" name="Picture"/>
             <a:graphic>
@@ -8354,7 +8425,7 @@
                   <pic:spPr bwMode="auto">
                     <a:xfrm>
                       <a:off x="0" y="0"/>
-                      <a:ext cx="1524000" cy="1562100"/>
+                      <a:ext cx="1524000" cy="1510974"/>
                     </a:xfrm>
                     <a:prstGeom prst="rect">
                       <a:avLst/>
@@ -8385,7 +8456,7 @@
         </w:rPr>
         <w:drawing>
           <wp:inline>
-            <wp:extent cx="2273300" cy="1600200"/>
+            <wp:extent cx="2273300" cy="1533156"/>
             <wp:effectExtent b="0" l="0" r="0" t="0"/>
             <wp:docPr descr="" title="" id="40" name="Picture"/>
             <a:graphic>
@@ -8406,7 +8477,7 @@
                   <pic:spPr bwMode="auto">
                     <a:xfrm>
                       <a:off x="0" y="0"/>
-                      <a:ext cx="2273300" cy="1600200"/>
+                      <a:ext cx="2273300" cy="1533156"/>
                     </a:xfrm>
                     <a:prstGeom prst="rect">
                       <a:avLst/>
@@ -8437,7 +8508,7 @@
         </w:rPr>
         <w:drawing>
           <wp:inline>
-            <wp:extent cx="1562100" cy="1485900"/>
+            <wp:extent cx="1540933" cy="1485900"/>
             <wp:effectExtent b="0" l="0" r="0" t="0"/>
             <wp:docPr descr="" title="" id="43" name="Picture"/>
             <a:graphic>
@@ -8458,7 +8529,7 @@
                   <pic:spPr bwMode="auto">
                     <a:xfrm>
                       <a:off x="0" y="0"/>
-                      <a:ext cx="1562100" cy="1485900"/>
+                      <a:ext cx="1540933" cy="1485900"/>
                     </a:xfrm>
                     <a:prstGeom prst="rect">
                       <a:avLst/>
@@ -8489,7 +8560,7 @@
         </w:rPr>
         <w:drawing>
           <wp:inline>
-            <wp:extent cx="2082800" cy="2806700"/>
+            <wp:extent cx="2044700" cy="2806700"/>
             <wp:effectExtent b="0" l="0" r="0" t="0"/>
             <wp:docPr descr="" title="" id="46" name="Picture"/>
             <a:graphic>
@@ -8510,7 +8581,7 @@
                   <pic:spPr bwMode="auto">
                     <a:xfrm>
                       <a:off x="0" y="0"/>
-                      <a:ext cx="2082800" cy="2806700"/>
+                      <a:ext cx="2044700" cy="2806700"/>
                     </a:xfrm>
                     <a:prstGeom prst="rect">
                       <a:avLst/>
@@ -9707,6 +9778,8 @@
     <w:p>
       <w:pPr>
         <w:pStyle w:val="FirstParagraph"/>
+        <w:ind w:left="480" w:hanging="480"/>
+        <w:spacing w:after="0"/>
       </w:pPr>
       <w:r>
         <w:rPr>
@@ -10060,11 +10133,57 @@
         </w:rPr>
         <w:t xml:space="preserve"> </w:t>
       </w:r>
-      <w:r>
-        <w:rPr>
-          <w:rFonts w:ascii="Times New Roman" w:hAnsi="Times New Roman" w:eastAsia="Times New Roman" w:cs="Times New Roman"/>
-        </w:rPr>
-        <w:t xml:space="preserve">A. 95.6%　B. 92.3%　C. 85.7%　D. 75.0%</w:t>
+    </w:p>
+    <w:p>
+      <w:pPr>
+        <w:pStyle w:val="FirstParagraph"/>
+        <w:ind w:left="480" w:hanging="480"/>
+        <w:spacing w:before="0" w:after="0"/>
+      </w:pPr>
+      <w:r>
+        <w:rPr>
+          <w:rFonts w:ascii="Times New Roman" w:hAnsi="Times New Roman" w:eastAsia="Times New Roman" w:cs="Times New Roman"/>
+        </w:rPr>
+        <w:t xml:space="preserve">A. 95.6%　</w:t>
+      </w:r>
+    </w:p>
+    <w:p>
+      <w:pPr>
+        <w:pStyle w:val="FirstParagraph"/>
+        <w:ind w:left="480" w:hanging="480"/>
+        <w:spacing w:before="0" w:after="0"/>
+      </w:pPr>
+      <w:r>
+        <w:rPr>
+          <w:rFonts w:ascii="Times New Roman" w:hAnsi="Times New Roman" w:eastAsia="Times New Roman" w:cs="Times New Roman"/>
+        </w:rPr>
+        <w:t xml:space="preserve">B. 92.3%　</w:t>
+      </w:r>
+    </w:p>
+    <w:p>
+      <w:pPr>
+        <w:pStyle w:val="FirstParagraph"/>
+        <w:ind w:left="480" w:hanging="480"/>
+        <w:spacing w:before="0" w:after="0"/>
+      </w:pPr>
+      <w:r>
+        <w:rPr>
+          <w:rFonts w:ascii="Times New Roman" w:hAnsi="Times New Roman" w:eastAsia="Times New Roman" w:cs="Times New Roman"/>
+        </w:rPr>
+        <w:t xml:space="preserve">C. 85.7%　</w:t>
+      </w:r>
+    </w:p>
+    <w:p>
+      <w:pPr>
+        <w:pStyle w:val="FirstParagraph"/>
+        <w:ind w:left="480" w:hanging="480"/>
+        <w:spacing w:before="0" w:after="180"/>
+      </w:pPr>
+      <w:r>
+        <w:rPr>
+          <w:rFonts w:ascii="Times New Roman" w:hAnsi="Times New Roman" w:eastAsia="Times New Roman" w:cs="Times New Roman"/>
+        </w:rPr>
+        <w:t xml:space="preserve">D. 75.0%</w:t>
       </w:r>
     </w:p>
     <w:p>
@@ -10425,12 +10544,7 @@
       </w:r>
     </w:p>
     <w:p>
-      <w:pPr>
-        <w:numPr>
-          <w:ilvl w:val="0"/>
-          <w:numId w:val="1010"/>
-        </w:numPr>
-      </w:pPr>
+      <w:pPr/>
       <w:r>
         <w:rPr>
           <w:rFonts w:ascii="Times New Roman" w:hAnsi="Times New Roman" w:eastAsia="Times New Roman" w:cs="Times New Roman"/>
@@ -12918,7 +13032,7 @@
         </w:rPr>
         <w:drawing>
           <wp:inline>
-            <wp:extent cx="3600000" cy="1494208"/>
+            <wp:extent cx="3597430" cy="1494208"/>
             <wp:effectExtent b="0" l="0" r="0" t="0"/>
             <wp:docPr descr="" title="" id="73" name="Picture"/>
             <a:graphic>
@@ -12939,7 +13053,7 @@
                   <pic:spPr bwMode="auto">
                     <a:xfrm>
                       <a:off x="0" y="0"/>
-                      <a:ext cx="3600000" cy="1494208"/>
+                      <a:ext cx="3597430" cy="1494208"/>
                     </a:xfrm>
                     <a:prstGeom prst="rect">
                       <a:avLst/>
@@ -12970,7 +13084,7 @@
         </w:rPr>
         <w:drawing>
           <wp:inline>
-            <wp:extent cx="3600000" cy="623684"/>
+            <wp:extent cx="3600000" cy="598670"/>
             <wp:effectExtent b="0" l="0" r="0" t="0"/>
             <wp:docPr descr="" title="" id="76" name="Picture"/>
             <a:graphic>
@@ -12991,7 +13105,7 @@
                   <pic:spPr bwMode="auto">
                     <a:xfrm>
                       <a:off x="0" y="0"/>
-                      <a:ext cx="3600000" cy="623684"/>
+                      <a:ext cx="3600000" cy="598670"/>
                     </a:xfrm>
                     <a:prstGeom prst="rect">
                       <a:avLst/>
@@ -13022,7 +13136,7 @@
         </w:rPr>
         <w:drawing>
           <wp:inline>
-            <wp:extent cx="3600000" cy="1320437"/>
+            <wp:extent cx="3600000" cy="1277634"/>
             <wp:effectExtent b="0" l="0" r="0" t="0"/>
             <wp:docPr descr="" title="" id="79" name="Picture"/>
             <a:graphic>
@@ -13043,7 +13157,7 @@
                   <pic:spPr bwMode="auto">
                     <a:xfrm>
                       <a:off x="0" y="0"/>
-                      <a:ext cx="3600000" cy="1320437"/>
+                      <a:ext cx="3600000" cy="1277634"/>
                     </a:xfrm>
                     <a:prstGeom prst="rect">
                       <a:avLst/>
@@ -13074,7 +13188,7 @@
         </w:rPr>
         <w:drawing>
           <wp:inline>
-            <wp:extent cx="3600000" cy="1175039"/>
+            <wp:extent cx="3600000" cy="1139610"/>
             <wp:effectExtent b="0" l="0" r="0" t="0"/>
             <wp:docPr descr="" title="" id="82" name="Picture"/>
             <a:graphic>
@@ -13095,7 +13209,7 @@
                   <pic:spPr bwMode="auto">
                     <a:xfrm>
                       <a:off x="0" y="0"/>
-                      <a:ext cx="3600000" cy="1175039"/>
+                      <a:ext cx="3600000" cy="1139610"/>
                     </a:xfrm>
                     <a:prstGeom prst="rect">
                       <a:avLst/>
@@ -13126,7 +13240,7 @@
         </w:rPr>
         <w:drawing>
           <wp:inline>
-            <wp:extent cx="3600000" cy="2635406"/>
+            <wp:extent cx="3596139" cy="2635406"/>
             <wp:effectExtent b="0" l="0" r="0" t="0"/>
             <wp:docPr descr="" title="" id="85" name="Picture"/>
             <a:graphic>
@@ -13147,7 +13261,7 @@
                   <pic:spPr bwMode="auto">
                     <a:xfrm>
                       <a:off x="0" y="0"/>
-                      <a:ext cx="3600000" cy="2635406"/>
+                      <a:ext cx="3596139" cy="2635406"/>
                     </a:xfrm>
                     <a:prstGeom prst="rect">
                       <a:avLst/>

--- a/00-首页/题组Word/专项卷/二分册/专项卷XI-教师版.docx
+++ b/00-首页/题组Word/专项卷/二分册/专项卷XI-教师版.docx
@@ -553,8 +553,8 @@
     <w:p>
       <w:pPr>
         <w:pStyle w:val="FirstParagraph"/>
+        <w:spacing w:before="0" w:after="0"/>
         <w:ind w:left="480" w:hanging="480"/>
-        <w:spacing w:after="0"/>
       </w:pPr>
       <w:r>
         <w:rPr>
@@ -584,8 +584,8 @@
     <w:p>
       <w:pPr>
         <w:pStyle w:val="FirstParagraph"/>
+        <w:spacing w:before="0" w:after="0"/>
         <w:ind w:left="480" w:hanging="480"/>
-        <w:spacing w:before="0" w:after="0"/>
       </w:pPr>
       <w:r>
         <w:rPr>
@@ -653,8 +653,8 @@
     <w:p>
       <w:pPr>
         <w:pStyle w:val="FirstParagraph"/>
+        <w:spacing w:before="0" w:after="0"/>
         <w:ind w:left="480" w:hanging="480"/>
-        <w:spacing w:before="0" w:after="0"/>
       </w:pPr>
       <w:r>
         <w:rPr>
@@ -716,8 +716,8 @@
     <w:p>
       <w:pPr>
         <w:pStyle w:val="FirstParagraph"/>
+        <w:spacing w:before="0" w:after="0"/>
         <w:ind w:left="480" w:hanging="480"/>
-        <w:spacing w:before="0" w:after="0"/>
       </w:pPr>
       <w:r>
         <w:rPr>
@@ -817,8 +817,8 @@
     <w:p>
       <w:pPr>
         <w:pStyle w:val="FirstParagraph"/>
+        <w:spacing w:before="0" w:after="0"/>
         <w:ind w:left="480" w:hanging="480"/>
-        <w:spacing w:before="0" w:after="180"/>
       </w:pPr>
       <w:r>
         <w:rPr>
@@ -1080,6 +1080,7 @@
     <w:p>
       <w:pPr>
         <w:pStyle w:val="BodyText"/>
+        <w:spacing w:before="0" w:after="0"/>
       </w:pPr>
       <w:r>
         <w:rPr>
@@ -1201,6 +1202,7 @@
     <w:p>
       <w:pPr>
         <w:pStyle w:val="BodyText"/>
+        <w:spacing w:before="0" w:after="0"/>
       </w:pPr>
       <w:r>
         <w:rPr>
@@ -1391,6 +1393,7 @@
     <w:p>
       <w:pPr>
         <w:pStyle w:val="BodyText"/>
+        <w:spacing w:before="0" w:after="0"/>
       </w:pPr>
       <w:r>
         <w:rPr>
@@ -1592,6 +1595,7 @@
     <w:p>
       <w:pPr>
         <w:pStyle w:val="BodyText"/>
+        <w:spacing w:before="0" w:after="0"/>
       </w:pPr>
       <w:r>
         <w:rPr>
@@ -2569,6 +2573,7 @@
     <w:p>
       <w:pPr>
         <w:pStyle w:val="BodyText"/>
+        <w:spacing w:before="0" w:after="0"/>
       </w:pPr>
       <w:r>
         <w:rPr>
@@ -2695,6 +2700,7 @@
     <w:p>
       <w:pPr>
         <w:pStyle w:val="BodyText"/>
+        <w:spacing w:before="0" w:after="0"/>
       </w:pPr>
       <w:r>
         <w:rPr>
@@ -2770,6 +2776,7 @@
     <w:p>
       <w:pPr>
         <w:pStyle w:val="BodyText"/>
+        <w:spacing w:before="0" w:after="0"/>
       </w:pPr>
       <w:r>
         <w:rPr>
@@ -2833,6 +2840,7 @@
     <w:p>
       <w:pPr>
         <w:pStyle w:val="BodyText"/>
+        <w:spacing w:before="0" w:after="0"/>
       </w:pPr>
       <w:r>
         <w:rPr>
@@ -3451,6 +3459,7 @@
     <w:p>
       <w:pPr>
         <w:pStyle w:val="BodyText"/>
+        <w:spacing w:before="0" w:after="0"/>
       </w:pPr>
       <w:r>
         <w:rPr>
@@ -3580,6 +3589,7 @@
     <w:p>
       <w:pPr>
         <w:pStyle w:val="BodyText"/>
+        <w:spacing w:before="0" w:after="0"/>
       </w:pPr>
       <w:r>
         <w:rPr>
@@ -3703,6 +3713,7 @@
     <w:p>
       <w:pPr>
         <w:pStyle w:val="BodyText"/>
+        <w:spacing w:before="0" w:after="0"/>
       </w:pPr>
       <w:r>
         <w:rPr>
@@ -3859,6 +3870,7 @@
     <w:p>
       <w:pPr>
         <w:pStyle w:val="BodyText"/>
+        <w:spacing w:before="0" w:after="0"/>
       </w:pPr>
       <w:r>
         <w:rPr>
@@ -6836,8 +6848,8 @@
     <w:p>
       <w:pPr>
         <w:pStyle w:val="BodyText"/>
+        <w:spacing w:before="0" w:after="0"/>
         <w:ind w:left="480" w:hanging="480"/>
-        <w:spacing w:after="0"/>
       </w:pPr>
       <w:r>
         <w:rPr>
@@ -6861,14 +6873,39 @@
     <w:p>
       <w:pPr>
         <w:pStyle w:val="BodyText"/>
+        <w:spacing w:before="0" w:after="0"/>
         <w:ind w:left="480" w:hanging="480"/>
+      </w:pPr>
+      <w:r>
+        <w:rPr>
+          <w:rFonts w:ascii="Times New Roman" w:hAnsi="Times New Roman" w:eastAsia="Times New Roman" w:cs="Times New Roman"/>
+        </w:rPr>
+        <w:t xml:space="preserve">B. 4 </w:t>
+      </w:r>
+      <w:r>
+        <w:rPr>
+          <w:rFonts w:hint="eastAsia" w:ascii="Times New Roman" w:hAnsi="Times New Roman" w:eastAsia="FangSong" w:cs="Times New Roman"/>
+        </w:rPr>
+        <w:t xml:space="preserve">摩尔</w:t>
+      </w:r>
+      <w:r>
+        <w:rPr>
+          <w:rFonts w:ascii="Times New Roman" w:hAnsi="Times New Roman" w:eastAsia="Times New Roman" w:cs="Times New Roman"/>
+        </w:rPr>
+        <w:t xml:space="preserve">　　</w:t>
+      </w:r>
+    </w:p>
+    <w:p>
+      <w:pPr>
+        <w:pStyle w:val="BodyText"/>
         <w:spacing w:before="0" w:after="0"/>
-      </w:pPr>
-      <w:r>
-        <w:rPr>
-          <w:rFonts w:ascii="Times New Roman" w:hAnsi="Times New Roman" w:eastAsia="Times New Roman" w:cs="Times New Roman"/>
-        </w:rPr>
-        <w:t xml:space="preserve">B. 4 </w:t>
+        <w:ind w:left="480" w:hanging="480"/>
+      </w:pPr>
+      <w:r>
+        <w:rPr>
+          <w:rFonts w:ascii="Times New Roman" w:hAnsi="Times New Roman" w:eastAsia="Times New Roman" w:cs="Times New Roman"/>
+        </w:rPr>
+        <w:t xml:space="preserve">C. 3n </w:t>
       </w:r>
       <w:r>
         <w:rPr>
@@ -6886,33 +6923,8 @@
     <w:p>
       <w:pPr>
         <w:pStyle w:val="BodyText"/>
+        <w:spacing w:before="0" w:after="0"/>
         <w:ind w:left="480" w:hanging="480"/>
-        <w:spacing w:before="0" w:after="0"/>
-      </w:pPr>
-      <w:r>
-        <w:rPr>
-          <w:rFonts w:ascii="Times New Roman" w:hAnsi="Times New Roman" w:eastAsia="Times New Roman" w:cs="Times New Roman"/>
-        </w:rPr>
-        <w:t xml:space="preserve">C. 3n </w:t>
-      </w:r>
-      <w:r>
-        <w:rPr>
-          <w:rFonts w:hint="eastAsia" w:ascii="Times New Roman" w:hAnsi="Times New Roman" w:eastAsia="FangSong" w:cs="Times New Roman"/>
-        </w:rPr>
-        <w:t xml:space="preserve">摩尔</w:t>
-      </w:r>
-      <w:r>
-        <w:rPr>
-          <w:rFonts w:ascii="Times New Roman" w:hAnsi="Times New Roman" w:eastAsia="Times New Roman" w:cs="Times New Roman"/>
-        </w:rPr>
-        <w:t xml:space="preserve">　　</w:t>
-      </w:r>
-    </w:p>
-    <w:p>
-      <w:pPr>
-        <w:pStyle w:val="BodyText"/>
-        <w:ind w:left="480" w:hanging="480"/>
-        <w:spacing w:before="0" w:after="180"/>
       </w:pPr>
       <w:r>
         <w:rPr>
@@ -9778,8 +9790,8 @@
     <w:p>
       <w:pPr>
         <w:pStyle w:val="FirstParagraph"/>
+        <w:spacing w:before="0" w:after="0"/>
         <w:ind w:left="480" w:hanging="480"/>
-        <w:spacing w:after="0"/>
       </w:pPr>
       <w:r>
         <w:rPr>
@@ -10137,47 +10149,47 @@
     <w:p>
       <w:pPr>
         <w:pStyle w:val="FirstParagraph"/>
+        <w:spacing w:before="0" w:after="0"/>
         <w:ind w:left="480" w:hanging="480"/>
+      </w:pPr>
+      <w:r>
+        <w:rPr>
+          <w:rFonts w:ascii="Times New Roman" w:hAnsi="Times New Roman" w:eastAsia="Times New Roman" w:cs="Times New Roman"/>
+        </w:rPr>
+        <w:t xml:space="preserve">A. 95.6%　</w:t>
+      </w:r>
+    </w:p>
+    <w:p>
+      <w:pPr>
+        <w:pStyle w:val="FirstParagraph"/>
         <w:spacing w:before="0" w:after="0"/>
-      </w:pPr>
-      <w:r>
-        <w:rPr>
-          <w:rFonts w:ascii="Times New Roman" w:hAnsi="Times New Roman" w:eastAsia="Times New Roman" w:cs="Times New Roman"/>
-        </w:rPr>
-        <w:t xml:space="preserve">A. 95.6%　</w:t>
+        <w:ind w:left="480" w:hanging="480"/>
+      </w:pPr>
+      <w:r>
+        <w:rPr>
+          <w:rFonts w:ascii="Times New Roman" w:hAnsi="Times New Roman" w:eastAsia="Times New Roman" w:cs="Times New Roman"/>
+        </w:rPr>
+        <w:t xml:space="preserve">B. 92.3%　</w:t>
       </w:r>
     </w:p>
     <w:p>
       <w:pPr>
         <w:pStyle w:val="FirstParagraph"/>
+        <w:spacing w:before="0" w:after="0"/>
         <w:ind w:left="480" w:hanging="480"/>
+      </w:pPr>
+      <w:r>
+        <w:rPr>
+          <w:rFonts w:ascii="Times New Roman" w:hAnsi="Times New Roman" w:eastAsia="Times New Roman" w:cs="Times New Roman"/>
+        </w:rPr>
+        <w:t xml:space="preserve">C. 85.7%　</w:t>
+      </w:r>
+    </w:p>
+    <w:p>
+      <w:pPr>
+        <w:pStyle w:val="FirstParagraph"/>
         <w:spacing w:before="0" w:after="0"/>
-      </w:pPr>
-      <w:r>
-        <w:rPr>
-          <w:rFonts w:ascii="Times New Roman" w:hAnsi="Times New Roman" w:eastAsia="Times New Roman" w:cs="Times New Roman"/>
-        </w:rPr>
-        <w:t xml:space="preserve">B. 92.3%　</w:t>
-      </w:r>
-    </w:p>
-    <w:p>
-      <w:pPr>
-        <w:pStyle w:val="FirstParagraph"/>
         <w:ind w:left="480" w:hanging="480"/>
-        <w:spacing w:before="0" w:after="0"/>
-      </w:pPr>
-      <w:r>
-        <w:rPr>
-          <w:rFonts w:ascii="Times New Roman" w:hAnsi="Times New Roman" w:eastAsia="Times New Roman" w:cs="Times New Roman"/>
-        </w:rPr>
-        <w:t xml:space="preserve">C. 85.7%　</w:t>
-      </w:r>
-    </w:p>
-    <w:p>
-      <w:pPr>
-        <w:pStyle w:val="FirstParagraph"/>
-        <w:ind w:left="480" w:hanging="480"/>
-        <w:spacing w:before="0" w:after="180"/>
       </w:pPr>
       <w:r>
         <w:rPr>
@@ -10544,7 +10556,9 @@
       </w:r>
     </w:p>
     <w:p>
-      <w:pPr/>
+      <w:pPr>
+        <w:spacing w:before="0" w:after="0"/>
+      </w:pPr>
       <w:r>
         <w:rPr>
           <w:rFonts w:ascii="Times New Roman" w:hAnsi="Times New Roman" w:eastAsia="Times New Roman" w:cs="Times New Roman"/>
@@ -11131,6 +11145,14 @@
       <w:tblPr>
         <w:tblStyle w:val="Table"/>
         <w:tblW w:type="auto" w:w="0"/>
+        <w:tblBorders>
+          <w:top w:val="single" w:sz="12" w:space="0" w:color="000000"/>
+          <w:left w:val="none" w:sz="0" w:space="0" w:color="auto"/>
+          <w:bottom w:val="single" w:sz="12" w:space="0" w:color="000000"/>
+          <w:right w:val="none" w:sz="0" w:space="0" w:color="auto"/>
+          <w:insideH w:val="none" w:sz="0" w:space="0" w:color="auto"/>
+          <w:insideV w:val="none" w:sz="0" w:space="0" w:color="auto"/>
+        </w:tblBorders>
         <w:tblLook w:firstRow="1" w:lastRow="0" w:firstColumn="0" w:lastColumn="0" w:noHBand="0" w:noVBand="0" w:val="0020"/>
       </w:tblPr>
       <w:tblGrid>
@@ -11143,7 +11165,11 @@
           <w:tblHeader w:val="on"/>
         </w:trPr>
         <w:tc>
-          <w:tcPr/>
+          <w:tcPr>
+            <w:tcBorders>
+              <w:bottom w:val="single" w:sz="8" w:space="0" w:color="000000"/>
+            </w:tcBorders>
+          </w:tcPr>
           <w:p>
             <w:pPr>
               <w:pStyle w:val="Compact"/>
@@ -11166,7 +11192,11 @@
           </w:p>
         </w:tc>
         <w:tc>
-          <w:tcPr/>
+          <w:tcPr>
+            <w:tcBorders>
+              <w:bottom w:val="single" w:sz="8" w:space="0" w:color="000000"/>
+            </w:tcBorders>
+          </w:tcPr>
           <w:p>
             <w:pPr>
               <w:pStyle w:val="Compact"/>
@@ -11189,7 +11219,11 @@
           </w:p>
         </w:tc>
         <w:tc>
-          <w:tcPr/>
+          <w:tcPr>
+            <w:tcBorders>
+              <w:bottom w:val="single" w:sz="8" w:space="0" w:color="000000"/>
+            </w:tcBorders>
+          </w:tcPr>
           <w:p>
             <w:pPr>
               <w:pStyle w:val="Compact"/>
@@ -14956,6 +14990,7 @@
     <w:p>
       <w:pPr>
         <w:pStyle w:val="BodyText"/>
+        <w:spacing w:before="0" w:after="0"/>
       </w:pPr>
       <w:r>
         <w:rPr>
@@ -15103,6 +15138,7 @@
     <w:p>
       <w:pPr>
         <w:pStyle w:val="BodyText"/>
+        <w:spacing w:before="0" w:after="0"/>
       </w:pPr>
       <w:r>
         <w:rPr>
@@ -15263,6 +15299,7 @@
     <w:p>
       <w:pPr>
         <w:pStyle w:val="BodyText"/>
+        <w:spacing w:before="0" w:after="0"/>
       </w:pPr>
       <w:r>
         <w:rPr>
@@ -15401,6 +15438,7 @@
     <w:p>
       <w:pPr>
         <w:pStyle w:val="BodyText"/>
+        <w:spacing w:before="0" w:after="0"/>
       </w:pPr>
       <w:r>
         <w:rPr>
@@ -15993,6 +16031,7 @@
     <w:p>
       <w:pPr>
         <w:pStyle w:val="BodyText"/>
+        <w:spacing w:before="0" w:after="0"/>
       </w:pPr>
       <w:r>
         <w:rPr>
@@ -16022,6 +16061,7 @@
     <w:p>
       <w:pPr>
         <w:pStyle w:val="BodyText"/>
+        <w:spacing w:before="0" w:after="0"/>
       </w:pPr>
       <w:r>
         <w:rPr>
@@ -16121,6 +16161,7 @@
     <w:p>
       <w:pPr>
         <w:pStyle w:val="BodyText"/>
+        <w:spacing w:before="0" w:after="0"/>
       </w:pPr>
       <w:r>
         <w:rPr>
@@ -16188,6 +16229,7 @@
     <w:p>
       <w:pPr>
         <w:pStyle w:val="BodyText"/>
+        <w:spacing w:before="0" w:after="0"/>
       </w:pPr>
       <w:r>
         <w:rPr>
@@ -18675,7 +18717,7 @@
     <ns0:rPr>
       <ns0:rFonts ns0:ascii="Times New Roman" ns0:cs="Times New Roman" ns0:eastAsia="SimHei" ns0:hAnsi="Times New Roman"/>
       <ns0:b/>
-      <ns0:color ns0:val="17324D"/>
+      <ns0:color ns0:val="000000"/>
       <ns0:sz ns0:val="44"/>
       <ns0:szCs ns0:val="56"/>
     </ns0:rPr>
@@ -18817,7 +18859,7 @@
     <ns0:rPr>
       <ns0:rFonts ns0:ascii="Times New Roman" ns0:cs="Times New Roman" ns0:eastAsia="SimHei" ns0:hAnsi="Times New Roman"/>
       <ns0:b/>
-      <ns0:color ns0:val="17324D"/>
+      <ns0:color ns0:val="000000"/>
       <ns0:sz ns0:val="32"/>
       <ns0:szCs ns0:val="40"/>
     </ns0:rPr>
@@ -18841,7 +18883,7 @@
     <ns0:rPr>
       <ns0:rFonts ns0:ascii="Times New Roman" ns0:cs="Times New Roman" ns0:eastAsia="SimHei" ns0:hAnsi="Times New Roman"/>
       <ns0:b/>
-      <ns0:color ns0:val="17324D"/>
+      <ns0:color ns0:val="000000"/>
       <ns0:sz ns0:val="28"/>
       <ns0:szCs ns0:val="32"/>
     </ns0:rPr>
@@ -18865,7 +18907,7 @@
     <ns0:rPr>
       <ns0:rFonts ns0:ascii="Times New Roman" ns0:cs="Times New Roman" ns0:eastAsia="SimHei" ns0:hAnsi="Times New Roman"/>
       <ns0:b/>
-      <ns0:color ns0:val="17324D"/>
+      <ns0:color ns0:val="000000"/>
       <ns0:sz ns0:val="25"/>
       <ns0:szCs ns0:val="28"/>
     </ns0:rPr>
